--- a/proposals/Annotator_Email.docx
+++ b/proposals/Annotator_Email.docx
@@ -17,7 +17,7 @@
         <w:t xml:space="preserve"> </w:t>
       </w:r>
       <w:r>
-        <w:t xml:space="preserve">Ashley Schehr; Annika Tekumulla; Margret Khoushi; Ryan Christian; Dane Hubers; Faris Mahjoub; Hassan Saad; Mia Sooch; Sathya Siddapureddy; Michael McLellan; Jerick Kim</w:t>
+        <w:t xml:space="preserve">Ashley Schehr; Annika Tekumulla; Margret Khoushi; Ryan Christian; Dane Hubers; Faris Mahjoub; Hassan Saad; Mia Sooch; Sathya Siddapureddy; Michael McLellan; Jerick Kim; Emi Ueda-Martinez (hv3612@wayne.edu); Nishaan Makim (naahsin@gmail.com)</w:t>
       </w:r>
       <w:r>
         <w:t xml:space="preserve"> </w:t>
@@ -49,7 +49,7 @@
         <w:t xml:space="preserve"> </w:t>
       </w:r>
       <w:r>
-        <w:t xml:space="preserve">Next project — DMC trauma radiographs, and three things I need from you this week</w:t>
+        <w:t xml:space="preserve">DMC trauma radiograph project — 3 things by Sept 12</w:t>
       </w:r>
     </w:p>
     <w:p>
@@ -65,43 +65,36 @@
         <w:pStyle w:val="BodyText"/>
       </w:pPr>
       <w:r>
-        <w:t xml:space="preserve">You’ve collectively logged 544 case reviews on CTSpinoPelvic1K — ribs, spine, and the class fixes — and the dataset is published on Zenodo with the paper in submission. That work is what makes the next step possible, so thank you.</w:t>
+        <w:t xml:space="preserve">Next project: fracture detection and vertebral level identification on DMC trauma spine radiographs, under Dr. Vaidya’s IRB. Same labeling you did on CTSpinoPelvic1K, on real patient films. Proposal attached.</w:t>
       </w:r>
     </w:p>
     <w:p>
       <w:pPr>
         <w:pStyle w:val="BodyText"/>
       </w:pPr>
+      <w:r>
+        <w:t xml:space="preserve">Patient data changes two things: images stay on Wayne State’s research cluster only (no laptops, Drive, or Colab), and you must be on the IRB before you see one.</w:t>
+      </w:r>
+    </w:p>
+    <w:p>
+      <w:pPr>
+        <w:pStyle w:val="BodyText"/>
+      </w:pPr>
+      <w:r>
+        <w:t xml:space="preserve">To be added, by</w:t>
+      </w:r>
+      <w:r>
+        <w:t xml:space="preserve"> </w:t>
+      </w:r>
       <w:r>
         <w:rPr>
           <w:b/>
           <w:bCs/>
         </w:rPr>
-        <w:t xml:space="preserve">What’s next.</w:t>
-      </w:r>
-      <w:r>
-        <w:t xml:space="preserve"> </w:t>
-      </w:r>
-      <w:r>
-        <w:t xml:space="preserve">I’ve been added to Dr. Vaidya’s orthopaedic trauma IRB at DMC, which gives us access to the trauma registry and its imaging. The project is to train a model that reads a trauma spine radiograph and reports whether there’s a fracture, which vertebra it’s in, and whether it’s displaced — then check it against the CT and the radiology report. Same kind of labeling you’ve been doing, on radiographs instead of CT, on real DMC patients instead of public data. The proposal is attached if you want the long version.</w:t>
-      </w:r>
-    </w:p>
-    <w:p>
-      <w:pPr>
-        <w:pStyle w:val="BodyText"/>
-      </w:pPr>
-      <w:r>
-        <w:rPr>
-          <w:b/>
-          <w:bCs/>
-        </w:rPr>
-        <w:t xml:space="preserve">What that changes.</w:t>
-      </w:r>
-      <w:r>
-        <w:t xml:space="preserve"> </w:t>
-      </w:r>
-      <w:r>
-        <w:t xml:space="preserve">These are patient images, not public ones. Two rules, no exceptions:</w:t>
+        <w:t xml:space="preserve">Friday Sept 12</w:t>
+      </w:r>
+      <w:r>
+        <w:t xml:space="preserve">:</w:t>
       </w:r>
     </w:p>
     <w:p>
@@ -113,7 +106,46 @@
         </w:numPr>
       </w:pPr>
       <w:r>
-        <w:t xml:space="preserve">DMC images live only on Wayne State’s research cluster. Nothing gets downloaded to a laptop, a phone, Google Drive, or Colab. We’ll set up ITK-SNAP or 3D Slicer on WSU machines before anything starts; the Colab server we used for CTSP1K can’t be used for this.</w:t>
+        <w:t xml:space="preserve">CITI, via WSU:</w:t>
+      </w:r>
+      <w:r>
+        <w:t xml:space="preserve"> </w:t>
+      </w:r>
+      <w:r>
+        <w:rPr>
+          <w:i/>
+          <w:iCs/>
+        </w:rPr>
+        <w:t xml:space="preserve">Biomedical Investigators</w:t>
+      </w:r>
+      <w:r>
+        <w:t xml:space="preserve">,</w:t>
+      </w:r>
+      <w:r>
+        <w:t xml:space="preserve"> </w:t>
+      </w:r>
+      <w:r>
+        <w:rPr>
+          <w:i/>
+          <w:iCs/>
+        </w:rPr>
+        <w:t xml:space="preserve">HIPS for Students and Instructors</w:t>
+      </w:r>
+      <w:r>
+        <w:t xml:space="preserve">,</w:t>
+      </w:r>
+      <w:r>
+        <w:t xml:space="preserve"> </w:t>
+      </w:r>
+      <w:r>
+        <w:rPr>
+          <w:i/>
+          <w:iCs/>
+        </w:rPr>
+        <w:t xml:space="preserve">Biomedical RCR</w:t>
+      </w:r>
+      <w:r>
+        <w:t xml:space="preserve">. Done in the last 3 years counts.</w:t>
       </w:r>
     </w:p>
     <w:p>
@@ -125,22 +157,23 @@
         </w:numPr>
       </w:pPr>
       <w:r>
-        <w:t xml:space="preserve">You have to be on the IRB before you can see a single image.</w:t>
-      </w:r>
-    </w:p>
-    <w:p>
-      <w:pPr>
-        <w:pStyle w:val="FirstParagraph"/>
-      </w:pPr>
+        <w:t xml:space="preserve">Sign</w:t>
+      </w:r>
+      <w:r>
+        <w:t xml:space="preserve"> </w:t>
+      </w:r>
       <w:r>
         <w:rPr>
           <w:b/>
           <w:bCs/>
         </w:rPr>
-        <w:t xml:space="preserve">Three things I need from each of you by Friday, September 12</w:t>
-      </w:r>
-      <w:r>
-        <w:t xml:space="preserve">, so the amendment adding you can go in:</w:t>
+        <w:t xml:space="preserve">Obligations</w:t>
+      </w:r>
+      <w:r>
+        <w:t xml:space="preserve"> </w:t>
+      </w:r>
+      <w:r>
+        <w:t xml:space="preserve">on IRB-21-10-4123 at https://ksprodweb.ovpr.wayne.edu/ once Andreea adds you.</w:t>
       </w:r>
     </w:p>
     <w:p>
@@ -148,181 +181,59 @@
         <w:pStyle w:val="Compact"/>
         <w:numPr>
           <w:ilvl w:val="0"/>
-          <w:numId w:val="1002"/>
+          <w:numId w:val="1001"/>
         </w:numPr>
       </w:pPr>
+      <w:r>
+        <w:t xml:space="preserve">Complete</w:t>
+      </w:r>
+      <w:r>
+        <w:t xml:space="preserve"> </w:t>
+      </w:r>
       <w:r>
         <w:rPr>
           <w:b/>
           <w:bCs/>
         </w:rPr>
-        <w:t xml:space="preserve">CITI training</w:t>
+        <w:t xml:space="preserve">COI</w:t>
       </w:r>
       <w:r>
         <w:t xml:space="preserve"> </w:t>
       </w:r>
       <w:r>
-        <w:t xml:space="preserve">— three courses, all through the WSU CITI portal:</w:t>
+        <w:t xml:space="preserve">on the same page.</w:t>
       </w:r>
     </w:p>
     <w:p>
       <w:pPr>
-        <w:pStyle w:val="Compact"/>
-        <w:numPr>
-          <w:ilvl w:val="1"/>
-          <w:numId w:val="1003"/>
-        </w:numPr>
-      </w:pPr>
-      <w:r>
-        <w:t xml:space="preserve">Biomedical Investigators</w:t>
+        <w:pStyle w:val="FirstParagraph"/>
+      </w:pPr>
+      <w:r>
+        <w:t xml:space="preserve">Reply when done. If you can’t make the 12th, say so and you’ll go on the next amendment.</w:t>
       </w:r>
     </w:p>
     <w:p>
       <w:pPr>
-        <w:pStyle w:val="Compact"/>
-        <w:numPr>
-          <w:ilvl w:val="1"/>
-          <w:numId w:val="1003"/>
-        </w:numPr>
-      </w:pPr>
-      <w:r>
-        <w:t xml:space="preserve">Health Information Privacy and Security (HIPS) for Students and Instructors</w:t>
+        <w:pStyle w:val="BodyText"/>
+      </w:pPr>
+      <w:r>
+        <w:t xml:space="preserve">Nishaan — you’re not WSU-affiliated, so you need a sponsored WSU AccessID first; Andreea’s office can request it. Do CITI under that ID once you have it.</w:t>
       </w:r>
     </w:p>
     <w:p>
       <w:pPr>
-        <w:pStyle w:val="Compact"/>
-        <w:numPr>
-          <w:ilvl w:val="1"/>
-          <w:numId w:val="1003"/>
-        </w:numPr>
-      </w:pPr>
-      <w:r>
-        <w:t xml:space="preserve">Biomedical Responsible Conduct of Research</w:t>
-      </w:r>
-      <w:r>
-        <w:t xml:space="preserve"> </w:t>
-      </w:r>
-      <w:r>
-        <w:t xml:space="preserve">If you’ve done any of these in the last three years, you’re set for that one — check your CITI completion report.</w:t>
+        <w:pStyle w:val="BodyText"/>
+      </w:pPr>
+      <w:r>
+        <w:t xml:space="preserve">Ashley leads the student side. Work questions to her or me; eProtocol questions to Andreea.</w:t>
       </w:r>
     </w:p>
     <w:p>
       <w:pPr>
-        <w:pStyle w:val="Compact"/>
-        <w:numPr>
-          <w:ilvl w:val="0"/>
-          <w:numId w:val="1002"/>
-        </w:numPr>
-      </w:pPr>
-      <w:r>
-        <w:rPr>
-          <w:b/>
-          <w:bCs/>
-        </w:rPr>
-        <w:t xml:space="preserve">Sign the Obligations page</w:t>
-      </w:r>
-      <w:r>
-        <w:t xml:space="preserve"> </w:t>
-      </w:r>
-      <w:r>
-        <w:t xml:space="preserve">on the protocol in eProtocol: https://ksprodweb.ovpr.wayne.edu/ — protocol IRB-21-10-4123,</w:t>
-      </w:r>
-      <w:r>
-        <w:t xml:space="preserve"> </w:t>
-      </w:r>
-      <w:r>
-        <w:t xml:space="preserve">“Improving Outcome in Orthopaedics Trauma Care.”</w:t>
-      </w:r>
-      <w:r>
-        <w:t xml:space="preserve"> </w:t>
-      </w:r>
-      <w:r>
-        <w:t xml:space="preserve">Andreea will add you; once you’re on it, log in with your AccessID and sign.</w:t>
-      </w:r>
-    </w:p>
-    <w:p>
-      <w:pPr>
-        <w:pStyle w:val="Compact"/>
-        <w:numPr>
-          <w:ilvl w:val="0"/>
-          <w:numId w:val="1002"/>
-        </w:numPr>
-      </w:pPr>
-      <w:r>
-        <w:rPr>
-          <w:b/>
-          <w:bCs/>
-        </w:rPr>
-        <w:t xml:space="preserve">Complete the COI disclosure</w:t>
-      </w:r>
-      <w:r>
-        <w:t xml:space="preserve"> </w:t>
-      </w:r>
-      <w:r>
-        <w:t xml:space="preserve">on the same page. For most of you this is</w:t>
-      </w:r>
-      <w:r>
-        <w:t xml:space="preserve"> </w:t>
-      </w:r>
-      <w:r>
-        <w:t xml:space="preserve">“nothing to disclose.”</w:t>
-      </w:r>
-    </w:p>
-    <w:p>
-      <w:pPr>
-        <w:pStyle w:val="FirstParagraph"/>
-      </w:pPr>
-      <w:r>
-        <w:t xml:space="preserve">Reply to this email when all three are done. One person incomplete holds up the whole amendment, so if you can’t get to it by the 12th, tell me and I’ll add you on the next one — no problem either way.</w:t>
-      </w:r>
-    </w:p>
-    <w:p>
-      <w:pPr>
         <w:pStyle w:val="BodyText"/>
       </w:pPr>
       <w:r>
-        <w:t xml:space="preserve">Ashley is leading the student side of this. Questions about the work go to her or me; questions about eProtocol go to Andreea.</w:t>
-      </w:r>
-    </w:p>
-    <w:p>
-      <w:pPr>
-        <w:pStyle w:val="BodyText"/>
-      </w:pPr>
-      <w:r>
         <w:t xml:space="preserve">Greg</w:t>
-      </w:r>
-    </w:p>
-    <w:p>
-      <w:pPr>
-        <w:pStyle w:val="BodyText"/>
-      </w:pPr>
-      <w:r>
-        <w:rPr>
-          <w:i/>
-          <w:iCs/>
-        </w:rPr>
-        <w:t xml:space="preserve">Gregory Schwing, MD, PhD</w:t>
-      </w:r>
-      <w:r>
-        <w:t xml:space="preserve"> </w:t>
-      </w:r>
-      <w:r>
-        <w:rPr>
-          <w:i/>
-          <w:iCs/>
-        </w:rPr>
-        <w:t xml:space="preserve">PGY-1 Resident, Surgery — Detroit Medical Center</w:t>
-      </w:r>
-      <w:r>
-        <w:t xml:space="preserve"> </w:t>
-      </w:r>
-      <w:r>
-        <w:rPr>
-          <w:i/>
-          <w:iCs/>
-        </w:rPr>
-        <w:t xml:space="preserve">Research Director, OpenSpineConsortium</w:t>
       </w:r>
     </w:p>
     <w:sectPr>
@@ -518,109 +429,6 @@
       <w:pPr>
         <w:ind w:left="6480" w:hanging="360"/>
       </w:pPr>
-    </w:lvl>
-  </w:abstractNum>
-  <w:abstractNum w:abstractNumId="991">
-    <w:nsid w:val="0000A991"/>
-    <w:multiLevelType w:val="multilevel"/>
-    <w:lvl w:ilvl="0">
-      <w:numFmt w:val="bullet"/>
-      <w:lvlText w:val=""/>
-      <w:lvlJc w:val="left"/>
-      <w:pPr>
-        <w:ind w:left="720" w:hanging="360"/>
-      </w:pPr>
-      <w:rPr>
-        <w:rFonts w:ascii="Symbol" w:hAnsi="Symbol" w:cs="Symbol" w:hint="default"/>
-      </w:rPr>
-    </w:lvl>
-    <w:lvl w:ilvl="1">
-      <w:numFmt w:val="bullet"/>
-      <w:lvlText w:val="o"/>
-      <w:lvlJc w:val="left"/>
-      <w:pPr>
-        <w:ind w:left="1440" w:hanging="360"/>
-      </w:pPr>
-      <w:rPr>
-        <w:rFonts w:ascii="Courier New" w:hAnsi="Courier New" w:cs="Courier New" w:hint="default"/>
-      </w:rPr>
-    </w:lvl>
-    <w:lvl w:ilvl="2">
-      <w:numFmt w:val="bullet"/>
-      <w:lvlText w:val=""/>
-      <w:lvlJc w:val="left"/>
-      <w:pPr>
-        <w:ind w:left="2160" w:hanging="360"/>
-      </w:pPr>
-      <w:rPr>
-        <w:rFonts w:ascii="Wingdings" w:hAnsi="Wingdings" w:cs="Wingdings" w:hint="default"/>
-      </w:rPr>
-    </w:lvl>
-    <w:lvl w:ilvl="3">
-      <w:numFmt w:val="bullet"/>
-      <w:lvlText w:val=""/>
-      <w:lvlJc w:val="left"/>
-      <w:pPr>
-        <w:ind w:left="2880" w:hanging="360"/>
-      </w:pPr>
-      <w:rPr>
-        <w:rFonts w:ascii="Symbol" w:hAnsi="Symbol" w:cs="Symbol" w:hint="default"/>
-      </w:rPr>
-    </w:lvl>
-    <w:lvl w:ilvl="4">
-      <w:numFmt w:val="bullet"/>
-      <w:lvlText w:val="o"/>
-      <w:lvlJc w:val="left"/>
-      <w:pPr>
-        <w:ind w:left="3600" w:hanging="360"/>
-      </w:pPr>
-      <w:rPr>
-        <w:rFonts w:ascii="Courier New" w:hAnsi="Courier New" w:cs="Courier New" w:hint="default"/>
-      </w:rPr>
-    </w:lvl>
-    <w:lvl w:ilvl="5">
-      <w:numFmt w:val="bullet"/>
-      <w:lvlText w:val=""/>
-      <w:lvlJc w:val="left"/>
-      <w:pPr>
-        <w:ind w:left="4320" w:hanging="360"/>
-      </w:pPr>
-      <w:rPr>
-        <w:rFonts w:ascii="Wingdings" w:hAnsi="Wingdings" w:cs="Wingdings" w:hint="default"/>
-      </w:rPr>
-    </w:lvl>
-    <w:lvl w:ilvl="6">
-      <w:numFmt w:val="bullet"/>
-      <w:lvlText w:val=""/>
-      <w:lvlJc w:val="left"/>
-      <w:pPr>
-        <w:ind w:left="5040" w:hanging="360"/>
-      </w:pPr>
-      <w:rPr>
-        <w:rFonts w:ascii="Symbol" w:hAnsi="Symbol" w:cs="Symbol" w:hint="default"/>
-      </w:rPr>
-    </w:lvl>
-    <w:lvl w:ilvl="7">
-      <w:numFmt w:val="bullet"/>
-      <w:lvlText w:val="o"/>
-      <w:lvlJc w:val="left"/>
-      <w:pPr>
-        <w:ind w:left="5760" w:hanging="360"/>
-      </w:pPr>
-      <w:rPr>
-        <w:rFonts w:ascii="Courier New" w:hAnsi="Courier New" w:cs="Courier New" w:hint="default"/>
-      </w:rPr>
-    </w:lvl>
-    <w:lvl w:ilvl="8">
-      <w:numFmt w:val="bullet"/>
-      <w:lvlText w:val=""/>
-      <w:lvlJc w:val="left"/>
-      <w:pPr>
-        <w:ind w:left="6480" w:hanging="360"/>
-      </w:pPr>
-      <w:rPr>
-        <w:rFonts w:ascii="Wingdings" w:hAnsi="Wingdings" w:cs="Wingdings" w:hint="default"/>
-      </w:rPr>
     </w:lvl>
   </w:abstractNum>
   <w:num w:numId="1000">
@@ -655,39 +463,6 @@
     <w:lvlOverride w:ilvl="8">
       <w:startOverride w:val="1"/>
     </w:lvlOverride>
-  </w:num>
-  <w:num w:numId="1002">
-    <w:abstractNumId w:val="99411"/>
-    <w:lvlOverride w:ilvl="0">
-      <w:startOverride w:val="1"/>
-    </w:lvlOverride>
-    <w:lvlOverride w:ilvl="1">
-      <w:startOverride w:val="1"/>
-    </w:lvlOverride>
-    <w:lvlOverride w:ilvl="2">
-      <w:startOverride w:val="1"/>
-    </w:lvlOverride>
-    <w:lvlOverride w:ilvl="3">
-      <w:startOverride w:val="1"/>
-    </w:lvlOverride>
-    <w:lvlOverride w:ilvl="4">
-      <w:startOverride w:val="1"/>
-    </w:lvlOverride>
-    <w:lvlOverride w:ilvl="5">
-      <w:startOverride w:val="1"/>
-    </w:lvlOverride>
-    <w:lvlOverride w:ilvl="6">
-      <w:startOverride w:val="1"/>
-    </w:lvlOverride>
-    <w:lvlOverride w:ilvl="7">
-      <w:startOverride w:val="1"/>
-    </w:lvlOverride>
-    <w:lvlOverride w:ilvl="8">
-      <w:startOverride w:val="1"/>
-    </w:lvlOverride>
-  </w:num>
-  <w:num w:numId="1003">
-    <w:abstractNumId w:val="991"/>
   </w:num>
 </w:numbering>
 </file>

--- a/proposals/Annotator_Email.docx
+++ b/proposals/Annotator_Email.docx
@@ -217,7 +217,7 @@
         <w:pStyle w:val="BodyText"/>
       </w:pPr>
       <w:r>
-        <w:t xml:space="preserve">Nishaan — you’re not WSU-affiliated, so you need a sponsored WSU AccessID first; Andreea’s office can request it. Do CITI under that ID once you have it.</w:t>
+        <w:t xml:space="preserve">Nishaan — you’re not WSU-affiliated, so you need a guest WSU AccessID first. Request it here: https://services.wayne.edu/TDClient/277/Portal/Requests/ServiceOffering/208/Single-guest-ID-account-request/Request — then do CITI under that ID.</w:t>
       </w:r>
     </w:p>
     <w:p>
